--- a/documents/live_market_test_2026-09-30/watch_144f634197369fea66_technical_supervisor_cover_letter.docx
+++ b/documents/live_market_test_2026-09-30/watch_144f634197369fea66_technical_supervisor_cover_letter.docx
@@ -96,15 +96,6 @@
         <w:ind w:left="317" w:hanging="173"/>
       </w:pPr>
       <w:r>
-        <w:t>• Supported communication and coordination between provincial government departments, NGOs, communities, and development partners. (Public Relations &amp; Communications Advisor | Daikundi Governor's Office | Daikundi, Afghanistan (2020-12 – 2021-08))</w:t>
-      </w:r>
-    </w:p>
-    <w:p>
-      <w:pPr>
-        <w:pStyle w:val="JFBody"/>
-        <w:ind w:left="317" w:hanging="173"/>
-      </w:pPr>
-      <w:r>
         <w:t>• Coordinated with Ministry of Public Health representatives, provincial health authorities, and partner organizations. (Medical Doctor / COVID-19 Rapid Response Team Leader | Daikundi Provincial Public Health Directorate | Daikundi, Afghanistan (2020-10 – 2020-12))</w:t>
       </w:r>
     </w:p>
@@ -124,6 +115,15 @@
       </w:pPr>
       <w:r>
         <w:t>• Maintained accurate HMIS records and served as Safeguarding Focal Point supporting PSEA and child protection. (TFU Medical Doctor &amp; Safeguarding Focal Point | Action Against Hunger (ACF-International) | Sang-e-Takht TFU, Daikundi (2023-05 – 2025-07))</w:t>
+      </w:r>
+    </w:p>
+    <w:p>
+      <w:pPr>
+        <w:pStyle w:val="JFBody"/>
+        <w:ind w:left="317" w:hanging="173"/>
+      </w:pPr>
+      <w:r>
+        <w:t>• Delivered clinical assessment, diagnosis, treatment, and follow-up care for children with SAM applying WHO, IMAM/CMAM, and national clinical protocols. (TFU Medical Doctor &amp; Safeguarding Focal Point | Action Against Hunger (ACF-International) | Sang-e-Takht TFU, Daikundi (2023-05 – 2025-07))</w:t>
       </w:r>
     </w:p>
     <w:p>
